--- a/2026 files/FORMS/QUALITY/CHEMICAL FORMS/CHEMCAL SYRUP/SYRUP F03/EXCOFF COA NEW.docx
+++ b/2026 files/FORMS/QUALITY/CHEMICAL FORMS/CHEMCAL SYRUP/SYRUP F03/EXCOFF COA NEW.docx
@@ -1,6 +1,6 @@
 
 <file path=word/document.xml><?xml version="1.0" encoding="utf-8"?>
-<w:document xmlns:wpc="http://schemas.microsoft.com/office/word/2010/wordprocessingCanvas" xmlns:mc="http://schemas.openxmlformats.org/markup-compatibility/2006" xmlns:o="urn:schemas-microsoft-com:office:office" xmlns:r="http://schemas.openxmlformats.org/officeDocument/2006/relationships" xmlns:m="http://schemas.openxmlformats.org/officeDocument/2006/math" xmlns:v="urn:schemas-microsoft-com:vml" xmlns:wp14="http://schemas.microsoft.com/office/word/2010/wordprocessingDrawing" xmlns:wp="http://schemas.openxmlformats.org/drawingml/2006/wordprocessingDrawing" xmlns:w10="urn:schemas-microsoft-com:office:word" xmlns:w="http://schemas.openxmlformats.org/wordprocessingml/2006/main" xmlns:w14="http://schemas.microsoft.com/office/word/2010/wordml" xmlns:w15="http://schemas.microsoft.com/office/word/2012/wordml" xmlns:wpg="http://schemas.microsoft.com/office/word/2010/wordprocessingGroup" xmlns:wpi="http://schemas.microsoft.com/office/word/2010/wordprocessingInk" xmlns:wne="http://schemas.microsoft.com/office/word/2006/wordml" xmlns:wps="http://schemas.microsoft.com/office/word/2010/wordprocessingShape" mc:Ignorable="w14 w15 wp14">
+<w:document xmlns:wpc="http://schemas.microsoft.com/office/word/2010/wordprocessingCanvas" xmlns:cx="http://schemas.microsoft.com/office/drawing/2014/chartex" xmlns:cx1="http://schemas.microsoft.com/office/drawing/2015/9/8/chartex" xmlns:cx2="http://schemas.microsoft.com/office/drawing/2015/10/21/chartex" xmlns:cx3="http://schemas.microsoft.com/office/drawing/2016/5/9/chartex" xmlns:cx4="http://schemas.microsoft.com/office/drawing/2016/5/10/chartex" xmlns:cx5="http://schemas.microsoft.com/office/drawing/2016/5/11/chartex" xmlns:cx6="http://schemas.microsoft.com/office/drawing/2016/5/12/chartex" xmlns:cx7="http://schemas.microsoft.com/office/drawing/2016/5/13/chartex" xmlns:cx8="http://schemas.microsoft.com/office/drawing/2016/5/14/chartex" xmlns:mc="http://schemas.openxmlformats.org/markup-compatibility/2006" xmlns:aink="http://schemas.microsoft.com/office/drawing/2016/ink" xmlns:am3d="http://schemas.microsoft.com/office/drawing/2017/model3d" xmlns:o="urn:schemas-microsoft-com:office:office" xmlns:oel="http://schemas.microsoft.com/office/2019/extlst" xmlns:r="http://schemas.openxmlformats.org/officeDocument/2006/relationships" xmlns:m="http://schemas.openxmlformats.org/officeDocument/2006/math" xmlns:v="urn:schemas-microsoft-com:vml" xmlns:wp14="http://schemas.microsoft.com/office/word/2010/wordprocessingDrawing" xmlns:wp="http://schemas.openxmlformats.org/drawingml/2006/wordprocessingDrawing" xmlns:w10="urn:schemas-microsoft-com:office:word" xmlns:w="http://schemas.openxmlformats.org/wordprocessingml/2006/main" xmlns:w14="http://schemas.microsoft.com/office/word/2010/wordml" xmlns:w15="http://schemas.microsoft.com/office/word/2012/wordml" xmlns:w16cex="http://schemas.microsoft.com/office/word/2018/wordml/cex" xmlns:w16cid="http://schemas.microsoft.com/office/word/2016/wordml/cid" xmlns:w16="http://schemas.microsoft.com/office/word/2018/wordml" xmlns:w16du="http://schemas.microsoft.com/office/word/2023/wordml/word16du" xmlns:w16sdtdh="http://schemas.microsoft.com/office/word/2020/wordml/sdtdatahash" xmlns:w16sdtfl="http://schemas.microsoft.com/office/word/2024/wordml/sdtformatlock" xmlns:w16se="http://schemas.microsoft.com/office/word/2015/wordml/symex" xmlns:wpg="http://schemas.microsoft.com/office/word/2010/wordprocessingGroup" xmlns:wpi="http://schemas.microsoft.com/office/word/2010/wordprocessingInk" xmlns:wne="http://schemas.microsoft.com/office/word/2006/wordml" xmlns:wps="http://schemas.microsoft.com/office/word/2010/wordprocessingShape" mc:Ignorable="w14 w15 w16se w16cid w16 w16cex w16sdtdh w16sdtfl w16du wp14">
   <w:body>
     <w:tbl>
       <w:tblPr>
@@ -52,36 +52,6 @@
                 <w:color w:val="000000" w:themeColor="text1"/>
                 <w:lang w:eastAsia="en-GB"/>
               </w:rPr>
-              <w:t>-</w:t>
-            </w:r>
-          </w:p>
-          <w:p>
-            <w:pPr>
-              <w:spacing w:after="0" w:line="240" w:lineRule="auto"/>
-              <w:rPr>
-                <w:rFonts w:eastAsia="Times New Roman" w:cstheme="minorHAnsi"/>
-                <w:color w:val="000000" w:themeColor="text1"/>
-                <w:lang w:eastAsia="en-GB"/>
-              </w:rPr>
-            </w:pPr>
-            <w:r>
-              <w:rPr>
-                <w:rFonts w:eastAsia="Times New Roman" w:cstheme="minorHAnsi"/>
-                <w:b/>
-                <w:bCs/>
-                <w:color w:val="000000" w:themeColor="text1"/>
-                <w:lang w:eastAsia="en-GB"/>
-              </w:rPr>
-              <w:t>+</w:t>
-            </w:r>
-            <w:r>
-              <w:rPr>
-                <w:rFonts w:eastAsia="Times New Roman" w:cstheme="minorHAnsi"/>
-                <w:b/>
-                <w:bCs/>
-                <w:color w:val="000000" w:themeColor="text1"/>
-                <w:lang w:eastAsia="en-GB"/>
-              </w:rPr>
               <w:t>Product Name</w:t>
             </w:r>
             <w:r>
@@ -421,7 +391,7 @@
               <w:rPr>
                 <w:rFonts w:eastAsia="Times New Roman" w:cstheme="minorHAnsi"/>
                 <w:color w:val="000000" w:themeColor="text1"/>
-                <w:lang w:eastAsia="en-GB"/>
+                <w:lang w:val="it-IT" w:eastAsia="en-GB"/>
               </w:rPr>
             </w:pPr>
             <w:r>
@@ -430,7 +400,7 @@
                 <w:b/>
                 <w:bCs/>
                 <w:color w:val="000000" w:themeColor="text1"/>
-                <w:lang w:eastAsia="en-GB"/>
+                <w:lang w:val="it-IT" w:eastAsia="en-GB"/>
               </w:rPr>
               <w:t>QC. AR. No</w:t>
             </w:r>
@@ -438,17 +408,9 @@
               <w:rPr>
                 <w:rFonts w:eastAsia="Times New Roman" w:cstheme="minorHAnsi"/>
                 <w:color w:val="000000" w:themeColor="text1"/>
-                <w:lang w:eastAsia="en-GB"/>
-              </w:rPr>
-              <w:t xml:space="preserve">: </w:t>
-            </w:r>
-            <w:r>
-              <w:rPr>
-                <w:rFonts w:eastAsia="Times New Roman" w:cstheme="minorHAnsi"/>
-                <w:color w:val="000000" w:themeColor="text1"/>
-                <w:lang w:eastAsia="en-GB"/>
-              </w:rPr>
-              <w:t>BML/QA/FG/2   /EX</w:t>
+                <w:lang w:val="it-IT" w:eastAsia="en-GB"/>
+              </w:rPr>
+              <w:t>: BML/QA/FG/2   /EX</w:t>
             </w:r>
           </w:p>
         </w:tc>
@@ -1058,8 +1020,6 @@
               </w:rPr>
               <w:t>Weight per mL (density)</w:t>
             </w:r>
-            <w:bookmarkStart w:id="0" w:name="_GoBack"/>
-            <w:bookmarkEnd w:id="0"/>
           </w:p>
         </w:tc>
         <w:tc>
@@ -1633,21 +1593,12 @@
                 <w:lang w:eastAsia="en-GB"/>
               </w:rPr>
             </w:pPr>
-            <w:proofErr w:type="spellStart"/>
-            <w:r>
-              <w:rPr>
-                <w:rFonts w:eastAsia="Times New Roman" w:cstheme="minorHAnsi"/>
-                <w:lang w:eastAsia="en-GB"/>
-              </w:rPr>
-              <w:t>Mould</w:t>
-            </w:r>
-            <w:proofErr w:type="spellEnd"/>
-            <w:r>
-              <w:rPr>
-                <w:rFonts w:eastAsia="Times New Roman" w:cstheme="minorHAnsi"/>
-                <w:lang w:eastAsia="en-GB"/>
-              </w:rPr>
-              <w:t>/ Yeast</w:t>
+            <w:r>
+              <w:rPr>
+                <w:rFonts w:eastAsia="Times New Roman" w:cstheme="minorHAnsi"/>
+                <w:lang w:eastAsia="en-GB"/>
+              </w:rPr>
+              <w:t>Mould/ Yeast</w:t>
             </w:r>
           </w:p>
         </w:tc>
@@ -1929,7 +1880,7 @@
 </file>
 
 <file path=word/endnotes.xml><?xml version="1.0" encoding="utf-8"?>
-<w:endnotes xmlns:wpc="http://schemas.microsoft.com/office/word/2010/wordprocessingCanvas" xmlns:mc="http://schemas.openxmlformats.org/markup-compatibility/2006" xmlns:o="urn:schemas-microsoft-com:office:office" xmlns:r="http://schemas.openxmlformats.org/officeDocument/2006/relationships" xmlns:m="http://schemas.openxmlformats.org/officeDocument/2006/math" xmlns:v="urn:schemas-microsoft-com:vml" xmlns:wp14="http://schemas.microsoft.com/office/word/2010/wordprocessingDrawing" xmlns:wp="http://schemas.openxmlformats.org/drawingml/2006/wordprocessingDrawing" xmlns:w10="urn:schemas-microsoft-com:office:word" xmlns:w="http://schemas.openxmlformats.org/wordprocessingml/2006/main" xmlns:w14="http://schemas.microsoft.com/office/word/2010/wordml" xmlns:w15="http://schemas.microsoft.com/office/word/2012/wordml" xmlns:wpg="http://schemas.microsoft.com/office/word/2010/wordprocessingGroup" xmlns:wpi="http://schemas.microsoft.com/office/word/2010/wordprocessingInk" xmlns:wne="http://schemas.microsoft.com/office/word/2006/wordml" xmlns:wps="http://schemas.microsoft.com/office/word/2010/wordprocessingShape" mc:Ignorable="w14 w15 wp14">
+<w:endnotes xmlns:wpc="http://schemas.microsoft.com/office/word/2010/wordprocessingCanvas" xmlns:cx="http://schemas.microsoft.com/office/drawing/2014/chartex" xmlns:cx1="http://schemas.microsoft.com/office/drawing/2015/9/8/chartex" xmlns:cx2="http://schemas.microsoft.com/office/drawing/2015/10/21/chartex" xmlns:cx3="http://schemas.microsoft.com/office/drawing/2016/5/9/chartex" xmlns:cx4="http://schemas.microsoft.com/office/drawing/2016/5/10/chartex" xmlns:cx5="http://schemas.microsoft.com/office/drawing/2016/5/11/chartex" xmlns:cx6="http://schemas.microsoft.com/office/drawing/2016/5/12/chartex" xmlns:cx7="http://schemas.microsoft.com/office/drawing/2016/5/13/chartex" xmlns:cx8="http://schemas.microsoft.com/office/drawing/2016/5/14/chartex" xmlns:mc="http://schemas.openxmlformats.org/markup-compatibility/2006" xmlns:aink="http://schemas.microsoft.com/office/drawing/2016/ink" xmlns:am3d="http://schemas.microsoft.com/office/drawing/2017/model3d" xmlns:o="urn:schemas-microsoft-com:office:office" xmlns:oel="http://schemas.microsoft.com/office/2019/extlst" xmlns:r="http://schemas.openxmlformats.org/officeDocument/2006/relationships" xmlns:m="http://schemas.openxmlformats.org/officeDocument/2006/math" xmlns:v="urn:schemas-microsoft-com:vml" xmlns:wp14="http://schemas.microsoft.com/office/word/2010/wordprocessingDrawing" xmlns:wp="http://schemas.openxmlformats.org/drawingml/2006/wordprocessingDrawing" xmlns:w10="urn:schemas-microsoft-com:office:word" xmlns:w="http://schemas.openxmlformats.org/wordprocessingml/2006/main" xmlns:w14="http://schemas.microsoft.com/office/word/2010/wordml" xmlns:w15="http://schemas.microsoft.com/office/word/2012/wordml" xmlns:w16cex="http://schemas.microsoft.com/office/word/2018/wordml/cex" xmlns:w16cid="http://schemas.microsoft.com/office/word/2016/wordml/cid" xmlns:w16="http://schemas.microsoft.com/office/word/2018/wordml" xmlns:w16du="http://schemas.microsoft.com/office/word/2023/wordml/word16du" xmlns:w16sdtdh="http://schemas.microsoft.com/office/word/2020/wordml/sdtdatahash" xmlns:w16sdtfl="http://schemas.microsoft.com/office/word/2024/wordml/sdtformatlock" xmlns:w16se="http://schemas.microsoft.com/office/word/2015/wordml/symex" xmlns:wpg="http://schemas.microsoft.com/office/word/2010/wordprocessingGroup" xmlns:wpi="http://schemas.microsoft.com/office/word/2010/wordprocessingInk" xmlns:wne="http://schemas.microsoft.com/office/word/2006/wordml" xmlns:wps="http://schemas.microsoft.com/office/word/2010/wordprocessingShape" mc:Ignorable="w14 w15 w16se w16cid w16 w16cex w16sdtdh w16sdtfl w16du wp14">
   <w:endnote w:type="separator" w:id="-1">
     <w:p>
       <w:pPr>
@@ -1954,7 +1905,7 @@
 </file>
 
 <file path=word/footer1.xml><?xml version="1.0" encoding="utf-8"?>
-<w:ftr xmlns:wpc="http://schemas.microsoft.com/office/word/2010/wordprocessingCanvas" xmlns:mc="http://schemas.openxmlformats.org/markup-compatibility/2006" xmlns:o="urn:schemas-microsoft-com:office:office" xmlns:r="http://schemas.openxmlformats.org/officeDocument/2006/relationships" xmlns:m="http://schemas.openxmlformats.org/officeDocument/2006/math" xmlns:v="urn:schemas-microsoft-com:vml" xmlns:wp14="http://schemas.microsoft.com/office/word/2010/wordprocessingDrawing" xmlns:wp="http://schemas.openxmlformats.org/drawingml/2006/wordprocessingDrawing" xmlns:w10="urn:schemas-microsoft-com:office:word" xmlns:w="http://schemas.openxmlformats.org/wordprocessingml/2006/main" xmlns:w14="http://schemas.microsoft.com/office/word/2010/wordml" xmlns:w15="http://schemas.microsoft.com/office/word/2012/wordml" xmlns:wpg="http://schemas.microsoft.com/office/word/2010/wordprocessingGroup" xmlns:wpi="http://schemas.microsoft.com/office/word/2010/wordprocessingInk" xmlns:wne="http://schemas.microsoft.com/office/word/2006/wordml" xmlns:wps="http://schemas.microsoft.com/office/word/2010/wordprocessingShape" mc:Ignorable="w14 w15 wp14">
+<w:ftr xmlns:wpc="http://schemas.microsoft.com/office/word/2010/wordprocessingCanvas" xmlns:cx="http://schemas.microsoft.com/office/drawing/2014/chartex" xmlns:cx1="http://schemas.microsoft.com/office/drawing/2015/9/8/chartex" xmlns:cx2="http://schemas.microsoft.com/office/drawing/2015/10/21/chartex" xmlns:cx3="http://schemas.microsoft.com/office/drawing/2016/5/9/chartex" xmlns:cx4="http://schemas.microsoft.com/office/drawing/2016/5/10/chartex" xmlns:cx5="http://schemas.microsoft.com/office/drawing/2016/5/11/chartex" xmlns:cx6="http://schemas.microsoft.com/office/drawing/2016/5/12/chartex" xmlns:cx7="http://schemas.microsoft.com/office/drawing/2016/5/13/chartex" xmlns:cx8="http://schemas.microsoft.com/office/drawing/2016/5/14/chartex" xmlns:mc="http://schemas.openxmlformats.org/markup-compatibility/2006" xmlns:aink="http://schemas.microsoft.com/office/drawing/2016/ink" xmlns:am3d="http://schemas.microsoft.com/office/drawing/2017/model3d" xmlns:o="urn:schemas-microsoft-com:office:office" xmlns:oel="http://schemas.microsoft.com/office/2019/extlst" xmlns:r="http://schemas.openxmlformats.org/officeDocument/2006/relationships" xmlns:m="http://schemas.openxmlformats.org/officeDocument/2006/math" xmlns:v="urn:schemas-microsoft-com:vml" xmlns:wp14="http://schemas.microsoft.com/office/word/2010/wordprocessingDrawing" xmlns:wp="http://schemas.openxmlformats.org/drawingml/2006/wordprocessingDrawing" xmlns:w10="urn:schemas-microsoft-com:office:word" xmlns:w="http://schemas.openxmlformats.org/wordprocessingml/2006/main" xmlns:w14="http://schemas.microsoft.com/office/word/2010/wordml" xmlns:w15="http://schemas.microsoft.com/office/word/2012/wordml" xmlns:w16cex="http://schemas.microsoft.com/office/word/2018/wordml/cex" xmlns:w16cid="http://schemas.microsoft.com/office/word/2016/wordml/cid" xmlns:w16="http://schemas.microsoft.com/office/word/2018/wordml" xmlns:w16du="http://schemas.microsoft.com/office/word/2023/wordml/word16du" xmlns:w16sdtdh="http://schemas.microsoft.com/office/word/2020/wordml/sdtdatahash" xmlns:w16sdtfl="http://schemas.microsoft.com/office/word/2024/wordml/sdtformatlock" xmlns:w16se="http://schemas.microsoft.com/office/word/2015/wordml/symex" xmlns:wpg="http://schemas.microsoft.com/office/word/2010/wordprocessingGroup" xmlns:wpi="http://schemas.microsoft.com/office/word/2010/wordprocessingInk" xmlns:wne="http://schemas.microsoft.com/office/word/2006/wordml" xmlns:wps="http://schemas.microsoft.com/office/word/2010/wordprocessingShape" mc:Ignorable="w14 w15 w16se w16cid w16 w16cex w16sdtdh w16sdtfl w16du wp14">
   <w:tbl>
     <w:tblPr>
       <w:tblW w:w="10539" w:type="dxa"/>
@@ -2124,8 +2075,19 @@
               <w:sz w:val="24"/>
               <w:szCs w:val="24"/>
             </w:rPr>
-            <w:t>Approved By:  QAM</w:t>
+            <w:t xml:space="preserve">Approved By:  </w:t>
           </w:r>
+          <w:proofErr w:type="spellStart"/>
+          <w:r>
+            <w:rPr>
+              <w:rFonts w:cstheme="minorHAnsi"/>
+              <w:b/>
+              <w:sz w:val="24"/>
+              <w:szCs w:val="24"/>
+            </w:rPr>
+            <w:t>QAM</w:t>
+          </w:r>
+          <w:proofErr w:type="spellEnd"/>
         </w:p>
       </w:tc>
     </w:tr>
@@ -2492,7 +2454,7 @@
         </mc:Choice>
         <mc:Fallback>
           <w:pict>
-            <v:roundrect w14:anchorId="3915002A" id="Text Box 34" o:spid="_x0000_s1027" style="position:absolute;margin-left:-62.65pt;margin-top:23.2pt;width:154.05pt;height:35.15pt;z-index:251659776;visibility:visible;mso-wrap-style:square;mso-width-percent:0;mso-height-percent:0;mso-wrap-distance-left:9pt;mso-wrap-distance-top:0;mso-wrap-distance-right:9pt;mso-wrap-distance-bottom:0;mso-position-horizontal:absolute;mso-position-horizontal-relative:text;mso-position-vertical:absolute;mso-position-vertical-relative:text;mso-width-percent:0;mso-height-percent:0;mso-width-relative:margin;mso-height-relative:margin;v-text-anchor:top" arcsize="10923f" o:gfxdata="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" filled="f" strokecolor="#0070c0" strokeweight="2.25pt">
+            <v:roundrect w14:anchorId="3915002A" id="Text Box 34" o:spid="_x0000_s1027" style="position:absolute;margin-left:-62.65pt;margin-top:23.2pt;width:154.05pt;height:35.15pt;z-index:251659776;visibility:visible;mso-wrap-style:square;mso-width-percent:0;mso-height-percent:0;mso-wrap-distance-left:9pt;mso-wrap-distance-top:0;mso-wrap-distance-right:9pt;mso-wrap-distance-bottom:0;mso-position-horizontal:absolute;mso-position-horizontal-relative:text;mso-position-vertical:absolute;mso-position-vertical-relative:text;mso-width-percent:0;mso-height-percent:0;mso-width-relative:margin;mso-height-relative:margin;v-text-anchor:top" arcsize="10923f" o:gfxdata="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" filled="f" strokecolor="#0070c0" strokeweight="2.25pt">
               <v:textbox>
                 <w:txbxContent>
                   <w:p>
@@ -2527,7 +2489,7 @@
 </file>
 
 <file path=word/footnotes.xml><?xml version="1.0" encoding="utf-8"?>
-<w:footnotes xmlns:wpc="http://schemas.microsoft.com/office/word/2010/wordprocessingCanvas" xmlns:mc="http://schemas.openxmlformats.org/markup-compatibility/2006" xmlns:o="urn:schemas-microsoft-com:office:office" xmlns:r="http://schemas.openxmlformats.org/officeDocument/2006/relationships" xmlns:m="http://schemas.openxmlformats.org/officeDocument/2006/math" xmlns:v="urn:schemas-microsoft-com:vml" xmlns:wp14="http://schemas.microsoft.com/office/word/2010/wordprocessingDrawing" xmlns:wp="http://schemas.openxmlformats.org/drawingml/2006/wordprocessingDrawing" xmlns:w10="urn:schemas-microsoft-com:office:word" xmlns:w="http://schemas.openxmlformats.org/wordprocessingml/2006/main" xmlns:w14="http://schemas.microsoft.com/office/word/2010/wordml" xmlns:w15="http://schemas.microsoft.com/office/word/2012/wordml" xmlns:wpg="http://schemas.microsoft.com/office/word/2010/wordprocessingGroup" xmlns:wpi="http://schemas.microsoft.com/office/word/2010/wordprocessingInk" xmlns:wne="http://schemas.microsoft.com/office/word/2006/wordml" xmlns:wps="http://schemas.microsoft.com/office/word/2010/wordprocessingShape" mc:Ignorable="w14 w15 wp14">
+<w:footnotes xmlns:wpc="http://schemas.microsoft.com/office/word/2010/wordprocessingCanvas" xmlns:cx="http://schemas.microsoft.com/office/drawing/2014/chartex" xmlns:cx1="http://schemas.microsoft.com/office/drawing/2015/9/8/chartex" xmlns:cx2="http://schemas.microsoft.com/office/drawing/2015/10/21/chartex" xmlns:cx3="http://schemas.microsoft.com/office/drawing/2016/5/9/chartex" xmlns:cx4="http://schemas.microsoft.com/office/drawing/2016/5/10/chartex" xmlns:cx5="http://schemas.microsoft.com/office/drawing/2016/5/11/chartex" xmlns:cx6="http://schemas.microsoft.com/office/drawing/2016/5/12/chartex" xmlns:cx7="http://schemas.microsoft.com/office/drawing/2016/5/13/chartex" xmlns:cx8="http://schemas.microsoft.com/office/drawing/2016/5/14/chartex" xmlns:mc="http://schemas.openxmlformats.org/markup-compatibility/2006" xmlns:aink="http://schemas.microsoft.com/office/drawing/2016/ink" xmlns:am3d="http://schemas.microsoft.com/office/drawing/2017/model3d" xmlns:o="urn:schemas-microsoft-com:office:office" xmlns:oel="http://schemas.microsoft.com/office/2019/extlst" xmlns:r="http://schemas.openxmlformats.org/officeDocument/2006/relationships" xmlns:m="http://schemas.openxmlformats.org/officeDocument/2006/math" xmlns:v="urn:schemas-microsoft-com:vml" xmlns:wp14="http://schemas.microsoft.com/office/word/2010/wordprocessingDrawing" xmlns:wp="http://schemas.openxmlformats.org/drawingml/2006/wordprocessingDrawing" xmlns:w10="urn:schemas-microsoft-com:office:word" xmlns:w="http://schemas.openxmlformats.org/wordprocessingml/2006/main" xmlns:w14="http://schemas.microsoft.com/office/word/2010/wordml" xmlns:w15="http://schemas.microsoft.com/office/word/2012/wordml" xmlns:w16cex="http://schemas.microsoft.com/office/word/2018/wordml/cex" xmlns:w16cid="http://schemas.microsoft.com/office/word/2016/wordml/cid" xmlns:w16="http://schemas.microsoft.com/office/word/2018/wordml" xmlns:w16du="http://schemas.microsoft.com/office/word/2023/wordml/word16du" xmlns:w16sdtdh="http://schemas.microsoft.com/office/word/2020/wordml/sdtdatahash" xmlns:w16sdtfl="http://schemas.microsoft.com/office/word/2024/wordml/sdtformatlock" xmlns:w16se="http://schemas.microsoft.com/office/word/2015/wordml/symex" xmlns:wpg="http://schemas.microsoft.com/office/word/2010/wordprocessingGroup" xmlns:wpi="http://schemas.microsoft.com/office/word/2010/wordprocessingInk" xmlns:wne="http://schemas.microsoft.com/office/word/2006/wordml" xmlns:wps="http://schemas.microsoft.com/office/word/2010/wordprocessingShape" mc:Ignorable="w14 w15 w16se w16cid w16 w16cex w16sdtdh w16sdtfl w16du wp14">
   <w:footnote w:type="separator" w:id="-1">
     <w:p>
       <w:pPr>
@@ -2552,7 +2514,7 @@
 </file>
 
 <file path=word/header1.xml><?xml version="1.0" encoding="utf-8"?>
-<w:hdr xmlns:wpc="http://schemas.microsoft.com/office/word/2010/wordprocessingCanvas" xmlns:mc="http://schemas.openxmlformats.org/markup-compatibility/2006" xmlns:o="urn:schemas-microsoft-com:office:office" xmlns:r="http://schemas.openxmlformats.org/officeDocument/2006/relationships" xmlns:m="http://schemas.openxmlformats.org/officeDocument/2006/math" xmlns:v="urn:schemas-microsoft-com:vml" xmlns:wp14="http://schemas.microsoft.com/office/word/2010/wordprocessingDrawing" xmlns:wp="http://schemas.openxmlformats.org/drawingml/2006/wordprocessingDrawing" xmlns:w10="urn:schemas-microsoft-com:office:word" xmlns:w="http://schemas.openxmlformats.org/wordprocessingml/2006/main" xmlns:w14="http://schemas.microsoft.com/office/word/2010/wordml" xmlns:w15="http://schemas.microsoft.com/office/word/2012/wordml" xmlns:wpg="http://schemas.microsoft.com/office/word/2010/wordprocessingGroup" xmlns:wpi="http://schemas.microsoft.com/office/word/2010/wordprocessingInk" xmlns:wne="http://schemas.microsoft.com/office/word/2006/wordml" xmlns:wps="http://schemas.microsoft.com/office/word/2010/wordprocessingShape" mc:Ignorable="w14 w15 wp14">
+<w:hdr xmlns:wpc="http://schemas.microsoft.com/office/word/2010/wordprocessingCanvas" xmlns:cx="http://schemas.microsoft.com/office/drawing/2014/chartex" xmlns:cx1="http://schemas.microsoft.com/office/drawing/2015/9/8/chartex" xmlns:cx2="http://schemas.microsoft.com/office/drawing/2015/10/21/chartex" xmlns:cx3="http://schemas.microsoft.com/office/drawing/2016/5/9/chartex" xmlns:cx4="http://schemas.microsoft.com/office/drawing/2016/5/10/chartex" xmlns:cx5="http://schemas.microsoft.com/office/drawing/2016/5/11/chartex" xmlns:cx6="http://schemas.microsoft.com/office/drawing/2016/5/12/chartex" xmlns:cx7="http://schemas.microsoft.com/office/drawing/2016/5/13/chartex" xmlns:cx8="http://schemas.microsoft.com/office/drawing/2016/5/14/chartex" xmlns:mc="http://schemas.openxmlformats.org/markup-compatibility/2006" xmlns:aink="http://schemas.microsoft.com/office/drawing/2016/ink" xmlns:am3d="http://schemas.microsoft.com/office/drawing/2017/model3d" xmlns:o="urn:schemas-microsoft-com:office:office" xmlns:oel="http://schemas.microsoft.com/office/2019/extlst" xmlns:r="http://schemas.openxmlformats.org/officeDocument/2006/relationships" xmlns:m="http://schemas.openxmlformats.org/officeDocument/2006/math" xmlns:v="urn:schemas-microsoft-com:vml" xmlns:wp14="http://schemas.microsoft.com/office/word/2010/wordprocessingDrawing" xmlns:wp="http://schemas.openxmlformats.org/drawingml/2006/wordprocessingDrawing" xmlns:w10="urn:schemas-microsoft-com:office:word" xmlns:w="http://schemas.openxmlformats.org/wordprocessingml/2006/main" xmlns:w14="http://schemas.microsoft.com/office/word/2010/wordml" xmlns:w15="http://schemas.microsoft.com/office/word/2012/wordml" xmlns:w16cex="http://schemas.microsoft.com/office/word/2018/wordml/cex" xmlns:w16cid="http://schemas.microsoft.com/office/word/2016/wordml/cid" xmlns:w16="http://schemas.microsoft.com/office/word/2018/wordml" xmlns:w16du="http://schemas.microsoft.com/office/word/2023/wordml/word16du" xmlns:w16sdtdh="http://schemas.microsoft.com/office/word/2020/wordml/sdtdatahash" xmlns:w16sdtfl="http://schemas.microsoft.com/office/word/2024/wordml/sdtformatlock" xmlns:w16se="http://schemas.microsoft.com/office/word/2015/wordml/symex" xmlns:wpg="http://schemas.microsoft.com/office/word/2010/wordprocessingGroup" xmlns:wpi="http://schemas.microsoft.com/office/word/2010/wordprocessingInk" xmlns:wne="http://schemas.microsoft.com/office/word/2006/wordml" xmlns:wps="http://schemas.microsoft.com/office/word/2010/wordprocessingShape" mc:Ignorable="w14 w15 w16se w16cid w16 w16cex w16sdtdh w16sdtfl w16du wp14">
   <w:tbl>
     <w:tblPr>
       <w:tblW w:w="10094" w:type="dxa"/>
@@ -2801,7 +2763,7 @@
               </mc:Choice>
               <mc:Fallback>
                 <w:pict>
-                  <v:roundrect w14:anchorId="6D8A10C0" id="Text Box 14" o:spid="_x0000_s1026" style="position:absolute;left:0;text-align:left;margin-left:248.05pt;margin-top:-32pt;width:148.65pt;height:34.9pt;z-index:251658752;visibility:visible;mso-wrap-style:square;mso-width-percent:0;mso-height-percent:0;mso-wrap-distance-left:9pt;mso-wrap-distance-top:0;mso-wrap-distance-right:9pt;mso-wrap-distance-bottom:0;mso-position-horizontal:absolute;mso-position-horizontal-relative:text;mso-position-vertical:absolute;mso-position-vertical-relative:text;mso-width-percent:0;mso-height-percent:0;mso-width-relative:margin;mso-height-relative:margin;v-text-anchor:top" arcsize="10923f" o:gfxdata="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" filled="f" strokecolor="#00b050" strokeweight="2.25pt">
+                  <v:roundrect w14:anchorId="6D8A10C0" id="Text Box 14" o:spid="_x0000_s1026" style="position:absolute;left:0;text-align:left;margin-left:248.05pt;margin-top:-32pt;width:148.65pt;height:34.9pt;z-index:251658752;visibility:visible;mso-wrap-style:square;mso-width-percent:0;mso-height-percent:0;mso-wrap-distance-left:9pt;mso-wrap-distance-top:0;mso-wrap-distance-right:9pt;mso-wrap-distance-bottom:0;mso-position-horizontal:absolute;mso-position-horizontal-relative:text;mso-position-vertical:absolute;mso-position-vertical-relative:text;mso-width-percent:0;mso-height-percent:0;mso-width-relative:margin;mso-height-relative:margin;v-text-anchor:top" arcsize="10923f" o:gfxdata="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" filled="f" strokecolor="#00b050" strokeweight="2.25pt">
                     <v:textbox>
                       <w:txbxContent>
                         <w:p>
@@ -2858,7 +2820,51 @@
               <w:sz w:val="24"/>
               <w:szCs w:val="24"/>
             </w:rPr>
-            <w:t>BIOMEDICAL LIMITED, NO 1 OHIMEGE ROAD, INDUSTRIAL ESTATE, ILORIN KWARA STATE, PMB 1499</w:t>
+            <w:t xml:space="preserve">BIOMEDICAL LIMITED, NO 1 </w:t>
+          </w:r>
+          <w:proofErr w:type="spellStart"/>
+          <w:r>
+            <w:rPr>
+              <w:rFonts w:eastAsia="Calibri" w:cstheme="minorHAnsi"/>
+              <w:b/>
+              <w:color w:val="000000" w:themeColor="text1"/>
+              <w:sz w:val="24"/>
+              <w:szCs w:val="24"/>
+            </w:rPr>
+            <w:t>OHIMEGE</w:t>
+          </w:r>
+          <w:proofErr w:type="spellEnd"/>
+          <w:r>
+            <w:rPr>
+              <w:rFonts w:eastAsia="Calibri" w:cstheme="minorHAnsi"/>
+              <w:b/>
+              <w:color w:val="000000" w:themeColor="text1"/>
+              <w:sz w:val="24"/>
+              <w:szCs w:val="24"/>
+            </w:rPr>
+            <w:t xml:space="preserve"> ROAD, INDUSTRIAL ESTATE, ILORIN KWARA STATE, </w:t>
+          </w:r>
+          <w:proofErr w:type="spellStart"/>
+          <w:r>
+            <w:rPr>
+              <w:rFonts w:eastAsia="Calibri" w:cstheme="minorHAnsi"/>
+              <w:b/>
+              <w:color w:val="000000" w:themeColor="text1"/>
+              <w:sz w:val="24"/>
+              <w:szCs w:val="24"/>
+            </w:rPr>
+            <w:t>PMB</w:t>
+          </w:r>
+          <w:proofErr w:type="spellEnd"/>
+          <w:r>
+            <w:rPr>
+              <w:rFonts w:eastAsia="Calibri" w:cstheme="minorHAnsi"/>
+              <w:b/>
+              <w:color w:val="000000" w:themeColor="text1"/>
+              <w:sz w:val="24"/>
+              <w:szCs w:val="24"/>
+            </w:rPr>
+            <w:t xml:space="preserve"> 1499</w:t>
           </w:r>
         </w:p>
         <w:p>
@@ -2915,6 +2921,7 @@
               <w:u w:val="single"/>
             </w:rPr>
           </w:pPr>
+          <w:proofErr w:type="spellStart"/>
           <w:r>
             <w:rPr>
               <w:rFonts w:eastAsia="Times New Roman" w:cstheme="minorHAnsi"/>
@@ -2924,7 +2931,43 @@
               <w:szCs w:val="28"/>
               <w:u w:val="single"/>
             </w:rPr>
-            <w:t>BML/QA/STP/FPS/010</w:t>
+            <w:t>BML</w:t>
+          </w:r>
+          <w:proofErr w:type="spellEnd"/>
+          <w:r>
+            <w:rPr>
+              <w:rFonts w:eastAsia="Times New Roman" w:cstheme="minorHAnsi"/>
+              <w:b/>
+              <w:color w:val="000000" w:themeColor="text1"/>
+              <w:sz w:val="28"/>
+              <w:szCs w:val="28"/>
+              <w:u w:val="single"/>
+            </w:rPr>
+            <w:t>/QA/</w:t>
+          </w:r>
+          <w:proofErr w:type="spellStart"/>
+          <w:r>
+            <w:rPr>
+              <w:rFonts w:eastAsia="Times New Roman" w:cstheme="minorHAnsi"/>
+              <w:b/>
+              <w:color w:val="000000" w:themeColor="text1"/>
+              <w:sz w:val="28"/>
+              <w:szCs w:val="28"/>
+              <w:u w:val="single"/>
+            </w:rPr>
+            <w:t>STP</w:t>
+          </w:r>
+          <w:proofErr w:type="spellEnd"/>
+          <w:r>
+            <w:rPr>
+              <w:rFonts w:eastAsia="Times New Roman" w:cstheme="minorHAnsi"/>
+              <w:b/>
+              <w:color w:val="000000" w:themeColor="text1"/>
+              <w:sz w:val="28"/>
+              <w:szCs w:val="28"/>
+              <w:u w:val="single"/>
+            </w:rPr>
+            <w:t>/FPS/010</w:t>
           </w:r>
           <w:r>
             <w:rPr>
@@ -2950,7 +2993,7 @@
 </file>
 
 <file path=word/styles.xml><?xml version="1.0" encoding="utf-8"?>
-<w:styles xmlns:mc="http://schemas.openxmlformats.org/markup-compatibility/2006" xmlns:r="http://schemas.openxmlformats.org/officeDocument/2006/relationships" xmlns:w="http://schemas.openxmlformats.org/wordprocessingml/2006/main" xmlns:w14="http://schemas.microsoft.com/office/word/2010/wordml" xmlns:w15="http://schemas.microsoft.com/office/word/2012/wordml" mc:Ignorable="w14 w15">
+<w:styles xmlns:mc="http://schemas.openxmlformats.org/markup-compatibility/2006" xmlns:r="http://schemas.openxmlformats.org/officeDocument/2006/relationships" xmlns:w="http://schemas.openxmlformats.org/wordprocessingml/2006/main" xmlns:w14="http://schemas.microsoft.com/office/word/2010/wordml" xmlns:w15="http://schemas.microsoft.com/office/word/2012/wordml" xmlns:w16cex="http://schemas.microsoft.com/office/word/2018/wordml/cex" xmlns:w16cid="http://schemas.microsoft.com/office/word/2016/wordml/cid" xmlns:w16="http://schemas.microsoft.com/office/word/2018/wordml" xmlns:w16du="http://schemas.microsoft.com/office/word/2023/wordml/word16du" xmlns:w16sdtdh="http://schemas.microsoft.com/office/word/2020/wordml/sdtdatahash" xmlns:w16sdtfl="http://schemas.microsoft.com/office/word/2024/wordml/sdtformatlock" xmlns:w16se="http://schemas.microsoft.com/office/word/2015/wordml/symex" mc:Ignorable="w14 w15 w16se w16cid w16 w16cex w16sdtdh w16sdtfl w16du">
   <w:docDefaults>
     <w:rPrDefault>
       <w:rPr>
@@ -2966,7 +3009,7 @@
       </w:pPr>
     </w:pPrDefault>
   </w:docDefaults>
-  <w:latentStyles w:defLockedState="0" w:defUIPriority="99" w:defSemiHidden="0" w:defUnhideWhenUsed="0" w:defQFormat="0" w:count="371">
+  <w:latentStyles w:defLockedState="0" w:defUIPriority="99" w:defSemiHidden="0" w:defUnhideWhenUsed="0" w:defQFormat="0" w:count="376">
     <w:lsdException w:name="Normal" w:uiPriority="0" w:qFormat="1"/>
     <w:lsdException w:name="heading 1" w:uiPriority="9" w:qFormat="1"/>
     <w:lsdException w:name="heading 2" w:semiHidden="1" w:uiPriority="9" w:unhideWhenUsed="1" w:qFormat="1"/>
@@ -3338,6 +3381,11 @@
     <w:lsdException w:name="List Table 5 Dark Accent 6" w:uiPriority="50"/>
     <w:lsdException w:name="List Table 6 Colorful Accent 6" w:uiPriority="51"/>
     <w:lsdException w:name="List Table 7 Colorful Accent 6" w:uiPriority="52"/>
+    <w:lsdException w:name="Mention" w:semiHidden="1" w:unhideWhenUsed="1"/>
+    <w:lsdException w:name="Smart Hyperlink" w:semiHidden="1" w:unhideWhenUsed="1"/>
+    <w:lsdException w:name="Hashtag" w:semiHidden="1" w:unhideWhenUsed="1"/>
+    <w:lsdException w:name="Unresolved Mention" w:semiHidden="1" w:unhideWhenUsed="1"/>
+    <w:lsdException w:name="Smart Link" w:semiHidden="1" w:unhideWhenUsed="1"/>
   </w:latentStyles>
   <w:style w:type="paragraph" w:default="1" w:styleId="Normal">
     <w:name w:val="Normal"/>
